--- a/guidelines/myeloma/quickref.docx
+++ b/guidelines/myeloma/quickref.docx
@@ -33,7 +33,7 @@
           <w:sz w:val="16"/>
           <w:szCs w:val="16"/>
         </w:rPr>
-        <w:t xml:space="preserve">MHA-MYELOMA-2026-v0.4.1-GOVERNANCE-POLISH (DRAFT) — BSH/UKMS, NICE, IMWG synthesis</w:t>
+        <w:t>MHA-MYELOMA-2026-v1.0 (PUBLISHED) — BSH/UKMS, NICE, IMWG synthesis</w:t>
       </w:r>
     </w:p>
     <w:tbl>
@@ -1091,7 +1091,7 @@
                 <w:sz w:val="16"/>
                 <w:szCs w:val="16"/>
               </w:rPr>
-              <w:t xml:space="preserve">KRd; Dara-Rd; Isa-Pd</w:t>
+              <w:t xml:space="preserve">KRd; Dara-Rd; Isa-Pd (evidence only; commissioning not asserted)</w:t>
             </w:r>
           </w:p>
         </w:tc>
@@ -1192,7 +1192,7 @@
                 <w:sz w:val="16"/>
                 <w:szCs w:val="16"/>
               </w:rPr>
-              <w:t xml:space="preserve">Belantamab + Pd (BPd, DREAMM-8) — option after 1 prior Len-containing line if Len-intolerant or Len-refractory. Mandatory pre-dose ophthalmology. Also: Dara-Vd; Isa-Kd; PVd; Pd.</w:t>
+              <w:t xml:space="preserve">Belantamab + Pd (BPd, DREAMM-8) — option after 1 prior Len-containing line if Len-intolerant or Len-refractory. Mandatory pre-dose ophthalmology. Also: Dara-Vd; Isa-Kd (evidence only; commissioning not asserted); PVd; Pd.</w:t>
             </w:r>
           </w:p>
         </w:tc>
@@ -2097,7 +2097,7 @@
           <w:sz w:val="22"/>
           <w:szCs w:val="22"/>
         </w:rPr>
-        <w:t xml:space="preserve">NICE technology appraisals — selected entries checked May 2026</w:t>
+        <w:t xml:space="preserve">NICE technology appraisals — statuses re-verified for publication on 26 July 2026</w:t>
       </w:r>
     </w:p>
     <w:p>
@@ -5805,6 +5805,10 @@
     <w:sectPr>
       <w:headerReference w:type="default" r:id="rId7"/>
       <w:footerReference w:type="default" r:id="rId8"/>
+      <w:headerReference w:type="first" r:id="rId10"/>
+      <w:headerReference w:type="even" r:id="rId11"/>
+      <w:footerReference w:type="first" r:id="rId12"/>
+      <w:footerReference w:type="even" r:id="rId13"/>
       <w:pgSz w:w="11906" w:h="16838" w:orient="portrait"/>
       <w:pgMar w:top="800" w:right="720" w:bottom="800" w:left="720" w:header="708" w:footer="708" w:gutter="0"/>
       <w:pgNumType/>
@@ -5934,6 +5938,26 @@
 </w:ftr>
 </file>
 
+<file path=word/footer2.xml><?xml version="1.0" encoding="utf-8"?>
+<w:ftr xmlns:m="http://schemas.openxmlformats.org/officeDocument/2006/math" xmlns:mc="http://schemas.openxmlformats.org/markup-compatibility/2006" xmlns:mo="http://schemas.microsoft.com/office/mac/office/2008/main" xmlns:mv="urn:schemas-microsoft-com:mac:vml" xmlns:o="urn:schemas-microsoft-com:office:office" xmlns:r="http://schemas.openxmlformats.org/officeDocument/2006/relationships" xmlns:v="urn:schemas-microsoft-com:vml" xmlns:w10="urn:schemas-microsoft-com:office:word" xmlns:w14="http://schemas.microsoft.com/office/word/2010/wordml" xmlns:w="http://schemas.openxmlformats.org/wordprocessingml/2006/main" xmlns:wne="http://schemas.microsoft.com/office/word/2006/wordml" xmlns:wp14="http://schemas.microsoft.com/office/word/2010/wordprocessingDrawing" xmlns:wp="http://schemas.openxmlformats.org/drawingml/2006/wordprocessingDrawing" xmlns:wpc="http://schemas.microsoft.com/office/word/2010/wordprocessingCanvas" xmlns:wpg="http://schemas.microsoft.com/office/word/2010/wordprocessingGroup" xmlns:wpi="http://schemas.microsoft.com/office/word/2010/wordprocessingInk" xmlns:wps="http://schemas.microsoft.com/office/word/2010/wordprocessingShape" mc:Ignorable="w14 wp14">
+  <w:p>
+    <w:pPr>
+      <w:pStyle w:val="Footer"/>
+    </w:pPr>
+  </w:p>
+</w:ftr>
+</file>
+
+<file path=word/footer3.xml><?xml version="1.0" encoding="utf-8"?>
+<w:ftr xmlns:m="http://schemas.openxmlformats.org/officeDocument/2006/math" xmlns:mc="http://schemas.openxmlformats.org/markup-compatibility/2006" xmlns:mo="http://schemas.microsoft.com/office/mac/office/2008/main" xmlns:mv="urn:schemas-microsoft-com:mac:vml" xmlns:o="urn:schemas-microsoft-com:office:office" xmlns:r="http://schemas.openxmlformats.org/officeDocument/2006/relationships" xmlns:v="urn:schemas-microsoft-com:vml" xmlns:w10="urn:schemas-microsoft-com:office:word" xmlns:w14="http://schemas.microsoft.com/office/word/2010/wordml" xmlns:w="http://schemas.openxmlformats.org/wordprocessingml/2006/main" xmlns:wne="http://schemas.microsoft.com/office/word/2006/wordml" xmlns:wp14="http://schemas.microsoft.com/office/word/2010/wordprocessingDrawing" xmlns:wp="http://schemas.openxmlformats.org/drawingml/2006/wordprocessingDrawing" xmlns:wpc="http://schemas.microsoft.com/office/word/2010/wordprocessingCanvas" xmlns:wpg="http://schemas.microsoft.com/office/word/2010/wordprocessingGroup" xmlns:wpi="http://schemas.microsoft.com/office/word/2010/wordprocessingInk" xmlns:wps="http://schemas.microsoft.com/office/word/2010/wordprocessingShape" mc:Ignorable="w14 wp14">
+  <w:p>
+    <w:pPr>
+      <w:pStyle w:val="Footer"/>
+    </w:pPr>
+  </w:p>
+</w:ftr>
+</file>
+
 <file path=word/footnotes.xml><?xml version="1.0" encoding="utf-8"?>
 <w:footnotes xmlns:wpc="http://schemas.microsoft.com/office/word/2010/wordprocessingCanvas" xmlns:mc="http://schemas.openxmlformats.org/markup-compatibility/2006" xmlns:o="urn:schemas-microsoft-com:office:office" xmlns:r="http://schemas.openxmlformats.org/officeDocument/2006/relationships" xmlns:m="http://schemas.openxmlformats.org/officeDocument/2006/math" xmlns:v="urn:schemas-microsoft-com:vml" xmlns:wp14="http://schemas.microsoft.com/office/word/2010/wordprocessingDrawing" xmlns:wp="http://schemas.openxmlformats.org/drawingml/2006/wordprocessingDrawing" xmlns:w10="urn:schemas-microsoft-com:office:word" xmlns:w="http://schemas.openxmlformats.org/wordprocessingml/2006/main" xmlns:w14="http://schemas.microsoft.com/office/word/2010/wordml" xmlns:w15="http://schemas.microsoft.com/office/word/2012/wordml" xmlns:wpg="http://schemas.microsoft.com/office/word/2010/wordprocessingGroup" xmlns:wpi="http://schemas.microsoft.com/office/word/2010/wordprocessingInk" xmlns:wne="http://schemas.microsoft.com/office/word/2006/wordml" xmlns:wps="http://schemas.microsoft.com/office/word/2010/wordprocessingShape" mc:Ignorable="w14 w15 wp14">
   <w:footnote w:type="separator" w:id="-1">
@@ -5986,8 +6010,28 @@
         <w:sz w:val="14"/>
         <w:szCs w:val="14"/>
       </w:rPr>
-      <w:t xml:space="preserve">MHA-MYELOMA-2026-v0.4.1-GOVERNANCE-POLISH (DRAFT)</w:t>
+      <w:t>MHA-MYELOMA-2026-v1.0 (PUBLISHED)</w:t>
     </w:r>
+  </w:p>
+</w:hdr>
+</file>
+
+<file path=word/header2.xml><?xml version="1.0" encoding="utf-8"?>
+<w:hdr xmlns:m="http://schemas.openxmlformats.org/officeDocument/2006/math" xmlns:mc="http://schemas.openxmlformats.org/markup-compatibility/2006" xmlns:mo="http://schemas.microsoft.com/office/mac/office/2008/main" xmlns:mv="urn:schemas-microsoft-com:mac:vml" xmlns:o="urn:schemas-microsoft-com:office:office" xmlns:r="http://schemas.openxmlformats.org/officeDocument/2006/relationships" xmlns:v="urn:schemas-microsoft-com:vml" xmlns:w10="urn:schemas-microsoft-com:office:word" xmlns:w14="http://schemas.microsoft.com/office/word/2010/wordml" xmlns:w="http://schemas.openxmlformats.org/wordprocessingml/2006/main" xmlns:wne="http://schemas.microsoft.com/office/word/2006/wordml" xmlns:wp14="http://schemas.microsoft.com/office/word/2010/wordprocessingDrawing" xmlns:wp="http://schemas.openxmlformats.org/drawingml/2006/wordprocessingDrawing" xmlns:wpc="http://schemas.microsoft.com/office/word/2010/wordprocessingCanvas" xmlns:wpg="http://schemas.microsoft.com/office/word/2010/wordprocessingGroup" xmlns:wpi="http://schemas.microsoft.com/office/word/2010/wordprocessingInk" xmlns:wps="http://schemas.microsoft.com/office/word/2010/wordprocessingShape" mc:Ignorable="w14 wp14">
+  <w:p>
+    <w:pPr>
+      <w:pStyle w:val="Header"/>
+    </w:pPr>
+  </w:p>
+</w:hdr>
+</file>
+
+<file path=word/header3.xml><?xml version="1.0" encoding="utf-8"?>
+<w:hdr xmlns:m="http://schemas.openxmlformats.org/officeDocument/2006/math" xmlns:mc="http://schemas.openxmlformats.org/markup-compatibility/2006" xmlns:mo="http://schemas.microsoft.com/office/mac/office/2008/main" xmlns:mv="urn:schemas-microsoft-com:mac:vml" xmlns:o="urn:schemas-microsoft-com:office:office" xmlns:r="http://schemas.openxmlformats.org/officeDocument/2006/relationships" xmlns:v="urn:schemas-microsoft-com:vml" xmlns:w10="urn:schemas-microsoft-com:office:word" xmlns:w14="http://schemas.microsoft.com/office/word/2010/wordml" xmlns:w="http://schemas.openxmlformats.org/wordprocessingml/2006/main" xmlns:wne="http://schemas.microsoft.com/office/word/2006/wordml" xmlns:wp14="http://schemas.microsoft.com/office/word/2010/wordprocessingDrawing" xmlns:wp="http://schemas.openxmlformats.org/drawingml/2006/wordprocessingDrawing" xmlns:wpc="http://schemas.microsoft.com/office/word/2010/wordprocessingCanvas" xmlns:wpg="http://schemas.microsoft.com/office/word/2010/wordprocessingGroup" xmlns:wpi="http://schemas.microsoft.com/office/word/2010/wordprocessingInk" xmlns:wps="http://schemas.microsoft.com/office/word/2010/wordprocessingShape" mc:Ignorable="w14 wp14">
+  <w:p>
+    <w:pPr>
+      <w:pStyle w:val="Header"/>
+    </w:pPr>
   </w:p>
 </w:hdr>
 </file>

--- a/guidelines/myeloma/quickref.docx
+++ b/guidelines/myeloma/quickref.docx
@@ -25,15 +25,7 @@
         <w:jc w:val="center"/>
       </w:pPr>
       <w:r>
-        <w:rPr>
-          <w:rFonts w:ascii="Georgia" w:cs="Georgia" w:eastAsia="Georgia" w:hAnsi="Georgia"/>
-          <w:i/>
-          <w:iCs/>
-          <w:color w:val="4A4A4A"/>
-          <w:sz w:val="16"/>
-          <w:szCs w:val="16"/>
-        </w:rPr>
-        <w:t>MHA-MYELOMA-2026-v1.0 (PUBLISHED) — BSH/UKMS, NICE, IMWG synthesis</w:t>
+        <w:t>MHA-MYELOMA-2026-v1.1 (PUBLISHED) — BSH/UKMS, NICE, IMWG synthesis</w:t>
       </w:r>
     </w:p>
     <w:tbl>
@@ -808,15 +800,7 @@
               <w:spacing w:after="0" w:before="0" w:line="240"/>
             </w:pPr>
             <w:r>
-              <w:rPr>
-                <w:rFonts w:ascii="Georgia" w:cs="Georgia" w:eastAsia="Georgia" w:hAnsi="Georgia"/>
-                <w:b w:val="false"/>
-                <w:bCs w:val="false"/>
-                <w:color w:val="1D1D1D"/>
-                <w:sz w:val="16"/>
-                <w:szCs w:val="16"/>
-              </w:rPr>
-              <w:t xml:space="preserve">Horizon scanning (transplant-unsuitable)</w:t>
+              <w:t>D-VRd status</w:t>
             </w:r>
           </w:p>
         </w:tc>
@@ -841,15 +825,7 @@
               <w:spacing w:after="0" w:before="0" w:line="240"/>
             </w:pPr>
             <w:r>
-              <w:rPr>
-                <w:rFonts w:ascii="Georgia" w:cs="Georgia" w:eastAsia="Georgia" w:hAnsi="Georgia"/>
-                <w:b w:val="false"/>
-                <w:bCs w:val="false"/>
-                <w:color w:val="1D1D1D"/>
-                <w:sz w:val="16"/>
-                <w:szCs w:val="16"/>
-              </w:rPr>
-              <w:t xml:space="preserve">D-VRd (PERSEUS): horizon/evidence only; NICE GID-TA10726 / ID3843 currently relates to transplant-unsuitable NDMM. Verify live NICE indication before pathway placement.</w:t>
+              <w:t>ASCT unsuitable: TA1170, recommended 24 June 2026. ASCT suitable: GID-TA11254 / ID6249 remains in development; publication TBC.</w:t>
             </w:r>
           </w:p>
         </w:tc>
@@ -874,15 +850,7 @@
               <w:spacing w:after="0" w:before="0" w:line="240"/>
             </w:pPr>
             <w:r>
-              <w:rPr>
-                <w:rFonts w:ascii="Georgia" w:cs="Georgia" w:eastAsia="Georgia" w:hAnsi="Georgia"/>
-                <w:b w:val="false"/>
-                <w:bCs w:val="false"/>
-                <w:color w:val="1D1D1D"/>
-                <w:sz w:val="16"/>
-                <w:szCs w:val="16"/>
-              </w:rPr>
-              <w:t xml:space="preserve">Not a transplant-eligible NICE in-development option; awaiting final NICE guidance.</w:t>
+              <w:t>TA1170: confirm commercial arrangement, Blueteq, local formulary, SmPC and pharmacy protocol. TE setting: not yet NICE-commissioned.</w:t>
             </w:r>
           </w:p>
         </w:tc>
@@ -2089,15 +2057,7 @@
         <w:spacing w:after="60" w:before="120"/>
       </w:pPr>
       <w:r>
-        <w:rPr>
-          <w:rFonts w:ascii="Georgia" w:cs="Georgia" w:eastAsia="Georgia" w:hAnsi="Georgia"/>
-          <w:b/>
-          <w:bCs/>
-          <w:color w:val="7A1F2B"/>
-          <w:sz w:val="22"/>
-          <w:szCs w:val="22"/>
-        </w:rPr>
-        <w:t xml:space="preserve">NICE technology appraisals — statuses re-verified for publication on 26 July 2026</w:t>
+        <w:t>NICE technology appraisals — statuses re-verified for the v1.1 publication on 26 July 2026</w:t>
       </w:r>
     </w:p>
     <w:p>
@@ -4084,82 +4044,7 @@
         <w:jc w:val="left"/>
       </w:pPr>
       <w:r>
-        <w:rPr>
-          <w:rFonts w:ascii="Georgia" w:cs="Georgia" w:eastAsia="Georgia" w:hAnsi="Georgia"/>
-          <w:b/>
-          <w:bCs/>
-          <w:i w:val="false"/>
-          <w:iCs w:val="false"/>
-          <w:color w:val="7A1F2B"/>
-          <w:sz w:val="18"/>
-          <w:szCs w:val="18"/>
-        </w:rPr>
-        <w:t xml:space="preserve">D-VRd </w:t>
-      </w:r>
-      <w:r>
-        <w:rPr>
-          <w:rFonts w:ascii="Georgia" w:cs="Georgia" w:eastAsia="Georgia" w:hAnsi="Georgia"/>
-          <w:b w:val="false"/>
-          <w:bCs w:val="false"/>
-          <w:i w:val="false"/>
-          <w:iCs w:val="false"/>
-          <w:color w:val="1D1D1D"/>
-          <w:sz w:val="18"/>
-          <w:szCs w:val="18"/>
-        </w:rPr>
-        <w:t xml:space="preserve">(daratumumab + bortezomib + lenalidomide + dexamethasone): NICE </w:t>
-      </w:r>
-      <w:r>
-        <w:rPr>
-          <w:rFonts w:ascii="Georgia" w:cs="Georgia" w:eastAsia="Georgia" w:hAnsi="Georgia"/>
-          <w:b/>
-          <w:bCs/>
-          <w:i w:val="false"/>
-          <w:iCs w:val="false"/>
-          <w:color w:val="1D1D1D"/>
-          <w:sz w:val="18"/>
-          <w:szCs w:val="18"/>
-        </w:rPr>
-        <w:t xml:space="preserve">in development</w:t>
-      </w:r>
-      <w:r>
-        <w:rPr>
-          <w:rFonts w:ascii="Georgia" w:cs="Georgia" w:eastAsia="Georgia" w:hAnsi="Georgia"/>
-          <w:b w:val="false"/>
-          <w:bCs w:val="false"/>
-          <w:i w:val="false"/>
-          <w:iCs w:val="false"/>
-          <w:color w:val="1D1D1D"/>
-          <w:sz w:val="18"/>
-          <w:szCs w:val="18"/>
-        </w:rPr>
-        <w:t xml:space="preserve">, GID-TA10726 / ID3843, for untreated myeloma when stem cell transplant is unsuitable. </w:t>
-      </w:r>
-      <w:r>
-        <w:rPr>
-          <w:rFonts w:ascii="Georgia" w:cs="Georgia" w:eastAsia="Georgia" w:hAnsi="Georgia"/>
-          <w:b/>
-          <w:bCs/>
-          <w:i w:val="false"/>
-          <w:iCs w:val="false"/>
-          <w:color w:val="1D1D1D"/>
-          <w:sz w:val="18"/>
-          <w:szCs w:val="18"/>
-        </w:rPr>
-        <w:t xml:space="preserve">Horizon / evidence only</w:t>
-      </w:r>
-      <w:r>
-        <w:rPr>
-          <w:rFonts w:ascii="Georgia" w:cs="Georgia" w:eastAsia="Georgia" w:hAnsi="Georgia"/>
-          <w:b w:val="false"/>
-          <w:bCs w:val="false"/>
-          <w:i w:val="false"/>
-          <w:iCs w:val="false"/>
-          <w:color w:val="1D1D1D"/>
-          <w:sz w:val="18"/>
-          <w:szCs w:val="18"/>
-        </w:rPr>
-        <w:t xml:space="preserve">; cited NICE in-development entry currently relates to transplant-unsuitable NDMM. Do not place as a transplant-eligible NICE in-development option. Verify live NICE indication before pathway placement.</w:t>
+        <w:t>D-VRd: TA1170 recommends use for untreated multiple myeloma when ASCT is unsuitable, subject to the commercial arrangement. Confirm local implementation. Separate ASCT-suitable appraisal GID-TA11254 / ID6249 remains in development; publication TBC and not yet commissioned.</w:t>
       </w:r>
     </w:p>
     <w:p>
@@ -6002,15 +5887,7 @@
       <w:jc w:val="right"/>
     </w:pPr>
     <w:r>
-      <w:rPr>
-        <w:rFonts w:ascii="Georgia" w:cs="Georgia" w:eastAsia="Georgia" w:hAnsi="Georgia"/>
-        <w:b/>
-        <w:bCs/>
-        <w:color w:val="7A1F2B"/>
-        <w:sz w:val="14"/>
-        <w:szCs w:val="14"/>
-      </w:rPr>
-      <w:t>MHA-MYELOMA-2026-v1.0 (PUBLISHED)</w:t>
+      <w:t>MHA-MYELOMA-2026-v1.1 (PUBLISHED)</w:t>
     </w:r>
   </w:p>
 </w:hdr>
